--- a/01_Submissao_CEP_Palmilha_PPC/TERMO DE ANUÊNCIA INSTITUCIONAL e vinculo do pesquisador principal.docx
+++ b/01_Submissao_CEP_Palmilha_PPC/TERMO DE ANUÊNCIA INSTITUCIONAL e vinculo do pesquisador principal.docx
@@ -137,223 +137,7 @@
         </w:rPr>
       </w:pPr>
       <w:r>
-        <w:rPr>
-          <w:rFonts w:ascii="Arial" w:eastAsia="Arial" w:hAnsi="Arial" w:cs="Arial"/>
-          <w:sz w:val="18"/>
-          <w:szCs w:val="18"/>
-        </w:rPr>
-        <w:t xml:space="preserve">Declaro para os devidos fins que </w:t>
-      </w:r>
-      <w:r>
-        <w:rPr>
-          <w:rFonts w:ascii="Arial" w:eastAsia="Arial" w:hAnsi="Arial" w:cs="Arial"/>
-          <w:sz w:val="18"/>
-          <w:szCs w:val="18"/>
-        </w:rPr>
-        <w:t xml:space="preserve">o </w:t>
-      </w:r>
-      <w:r>
-        <w:rPr>
-          <w:rFonts w:ascii="Arial" w:eastAsia="Arial" w:hAnsi="Arial" w:cs="Arial"/>
-          <w:sz w:val="18"/>
-          <w:szCs w:val="18"/>
-        </w:rPr>
-        <w:t xml:space="preserve">Laboratório de </w:t>
-      </w:r>
-      <w:proofErr w:type="spellStart"/>
-      <w:r>
-        <w:rPr>
-          <w:rFonts w:ascii="Arial" w:eastAsia="Arial" w:hAnsi="Arial" w:cs="Arial"/>
-          <w:sz w:val="18"/>
-          <w:szCs w:val="18"/>
-        </w:rPr>
-        <w:t>Podoposturologia</w:t>
-      </w:r>
-      <w:proofErr w:type="spellEnd"/>
-      <w:r>
-        <w:rPr>
-          <w:rFonts w:ascii="Arial" w:eastAsia="Arial" w:hAnsi="Arial" w:cs="Arial"/>
-          <w:sz w:val="18"/>
-          <w:szCs w:val="18"/>
-        </w:rPr>
-        <w:t xml:space="preserve"> e Confecção de Palmilhas</w:t>
-      </w:r>
-      <w:r>
-        <w:rPr>
-          <w:rFonts w:ascii="Arial" w:eastAsia="Arial" w:hAnsi="Arial" w:cs="Arial"/>
-          <w:sz w:val="18"/>
-          <w:szCs w:val="18"/>
-        </w:rPr>
-        <w:t xml:space="preserve"> </w:t>
-      </w:r>
-      <w:r>
-        <w:rPr>
-          <w:rFonts w:ascii="Arial" w:eastAsia="Arial" w:hAnsi="Arial" w:cs="Arial"/>
-          <w:sz w:val="18"/>
-          <w:szCs w:val="18"/>
-        </w:rPr>
-        <w:t xml:space="preserve">da </w:t>
-      </w:r>
-      <w:r>
-        <w:rPr>
-          <w:rFonts w:ascii="Arial" w:eastAsia="Arial" w:hAnsi="Arial" w:cs="Arial"/>
-          <w:sz w:val="18"/>
-          <w:szCs w:val="18"/>
-          <w:lang w:val="en-US"/>
-        </w:rPr>
-        <w:t>POLICLÍNICA PIQUET CARNEIRO (PPC) do COMPLEXO HUPE/UERJ</w:t>
-      </w:r>
-      <w:r>
-        <w:rPr>
-          <w:rFonts w:ascii="Arial" w:eastAsia="Arial" w:hAnsi="Arial" w:cs="Arial"/>
-          <w:sz w:val="18"/>
-          <w:szCs w:val="18"/>
-        </w:rPr>
-        <w:t xml:space="preserve">, sabe do interesse e estamos de acordo com a condução na realização da Pesquisa: </w:t>
-      </w:r>
-      <w:r>
-        <w:rPr>
-          <w:rFonts w:ascii="Arial" w:eastAsia="Arial" w:hAnsi="Arial" w:cs="Arial"/>
-          <w:smallCaps/>
-          <w:sz w:val="18"/>
-          <w:szCs w:val="18"/>
-        </w:rPr>
-        <w:t>(</w:t>
-      </w:r>
-      <w:r>
-        <w:rPr>
-          <w:rFonts w:ascii="Arial" w:eastAsia="Arial" w:hAnsi="Arial" w:cs="Arial"/>
-          <w:sz w:val="18"/>
-          <w:szCs w:val="18"/>
-        </w:rPr>
-        <w:t xml:space="preserve">Arquitetura de baixo custo para monitoramento preventivo do pé diabético: proposta de sistema com sensores e modelo preditivo baseado em </w:t>
-      </w:r>
-      <w:proofErr w:type="spellStart"/>
-      <w:r>
-        <w:rPr>
-          <w:rFonts w:ascii="Arial" w:eastAsia="Arial" w:hAnsi="Arial" w:cs="Arial"/>
-          <w:sz w:val="18"/>
-          <w:szCs w:val="18"/>
-        </w:rPr>
-        <w:t>Random</w:t>
-      </w:r>
-      <w:proofErr w:type="spellEnd"/>
-      <w:r>
-        <w:rPr>
-          <w:rFonts w:ascii="Arial" w:eastAsia="Arial" w:hAnsi="Arial" w:cs="Arial"/>
-          <w:sz w:val="18"/>
-          <w:szCs w:val="18"/>
-        </w:rPr>
-        <w:t xml:space="preserve"> Forest</w:t>
-      </w:r>
-      <w:r>
-        <w:rPr>
-          <w:rFonts w:ascii="Arial" w:eastAsia="Arial" w:hAnsi="Arial" w:cs="Arial"/>
-          <w:smallCaps/>
-          <w:sz w:val="18"/>
-          <w:szCs w:val="18"/>
-        </w:rPr>
-        <w:t>)</w:t>
-      </w:r>
-      <w:r>
-        <w:rPr>
-          <w:rFonts w:ascii="Arial" w:eastAsia="Arial" w:hAnsi="Arial" w:cs="Arial"/>
-          <w:sz w:val="18"/>
-          <w:szCs w:val="18"/>
-        </w:rPr>
-        <w:t xml:space="preserve"> sendo os responsáveis </w:t>
-      </w:r>
-      <w:proofErr w:type="spellStart"/>
-      <w:r>
-        <w:rPr>
-          <w:rFonts w:ascii="Arial" w:eastAsia="Arial" w:hAnsi="Arial" w:cs="Arial"/>
-          <w:sz w:val="18"/>
-          <w:szCs w:val="18"/>
-        </w:rPr>
-        <w:t>Chrysthian</w:t>
-      </w:r>
-      <w:proofErr w:type="spellEnd"/>
-      <w:r>
-        <w:rPr>
-          <w:rFonts w:ascii="Arial" w:eastAsia="Arial" w:hAnsi="Arial" w:cs="Arial"/>
-          <w:sz w:val="18"/>
-          <w:szCs w:val="18"/>
-        </w:rPr>
-        <w:t xml:space="preserve"> </w:t>
-      </w:r>
-      <w:proofErr w:type="spellStart"/>
-      <w:r>
-        <w:rPr>
-          <w:rFonts w:ascii="Arial" w:eastAsia="Arial" w:hAnsi="Arial" w:cs="Arial"/>
-          <w:sz w:val="18"/>
-          <w:szCs w:val="18"/>
-        </w:rPr>
-        <w:t>Chrisley</w:t>
-      </w:r>
-      <w:proofErr w:type="spellEnd"/>
-      <w:r>
-        <w:rPr>
-          <w:rFonts w:ascii="Arial" w:eastAsia="Arial" w:hAnsi="Arial" w:cs="Arial"/>
-          <w:sz w:val="18"/>
-          <w:szCs w:val="18"/>
-        </w:rPr>
-        <w:t xml:space="preserve"> Tadeu Santos Silva (Mestrando</w:t>
-      </w:r>
-      <w:r>
-        <w:rPr>
-          <w:rFonts w:ascii="Arial" w:eastAsia="Arial" w:hAnsi="Arial" w:cs="Arial"/>
-          <w:sz w:val="18"/>
-          <w:szCs w:val="18"/>
-        </w:rPr>
-        <w:t>)</w:t>
-      </w:r>
-      <w:r>
-        <w:rPr>
-          <w:rFonts w:ascii="Arial" w:eastAsia="Arial" w:hAnsi="Arial" w:cs="Arial"/>
-          <w:sz w:val="18"/>
-          <w:szCs w:val="18"/>
-        </w:rPr>
-        <w:t xml:space="preserve"> e a </w:t>
-      </w:r>
-      <w:r>
-        <w:rPr>
-          <w:rFonts w:ascii="Arial" w:eastAsia="Arial" w:hAnsi="Arial" w:cs="Arial"/>
-          <w:sz w:val="18"/>
-          <w:szCs w:val="18"/>
-        </w:rPr>
-        <w:t>Orientadora</w:t>
-      </w:r>
-      <w:r>
-        <w:t xml:space="preserve"> </w:t>
-      </w:r>
-      <w:r>
-        <w:rPr>
-          <w:rFonts w:ascii="Arial" w:eastAsia="Arial" w:hAnsi="Arial" w:cs="Arial"/>
-          <w:sz w:val="18"/>
-          <w:szCs w:val="18"/>
-        </w:rPr>
-        <w:t>Prof.ª Dra. Rosa Maria Esteves Moreira da Costa</w:t>
-      </w:r>
-      <w:proofErr w:type="gramStart"/>
-      <w:r>
-        <w:t xml:space="preserve"> </w:t>
-      </w:r>
-      <w:r>
-        <w:rPr>
-          <w:rFonts w:ascii="Arial" w:eastAsia="Arial" w:hAnsi="Arial" w:cs="Arial"/>
-          <w:sz w:val="18"/>
-          <w:szCs w:val="18"/>
-        </w:rPr>
-        <w:t xml:space="preserve"> </w:t>
-      </w:r>
-      <w:proofErr w:type="gramEnd"/>
-      <w:r>
-        <w:rPr>
-          <w:rFonts w:ascii="Arial" w:eastAsia="Arial" w:hAnsi="Arial" w:cs="Arial"/>
-          <w:sz w:val="18"/>
-          <w:szCs w:val="18"/>
-        </w:rPr>
-        <w:t>e não nos opomos que a mesma seja realizada. Lembrando que o projeto só poderá começar após avaliação e aprovação do Comitê de Ética em Pesquisa do Hospital Universitário Pedro Ernesto/UERJ.</w:t>
+        <w:t>Declaro para os devidos fins que o Laboratório de Podoposturologia e Confecção de Palmilhas da POLICLÍNICA PIQUET CARNEIRO (PPC) do COMPLEXO HUPE/UERJ, sabe do interesse e estamos de acordo com a condução na realização da Pesquisa: “Arquitetura de baixo custo para monitoramento preventivo do pé diabético: proposta de sistema com sensores e modelo preditivo baseado em Random Forest” sendo os responsáveis Chrysthian Chrisley Tadeu Santos Silva (Mestrando) e a Orientadora Prof.ª Dra. Rosa Maria Esteves Moreira da Costa  e não nos opomos que a mesma seja realizada. Lembrando que o projeto só poderá começar após avaliação e aprovação do Comitê de Ética em Pesquisa do Hospital Universitário Pedro Ernesto/UERJ.</w:t>
       </w:r>
     </w:p>
     <w:p>
@@ -376,51 +160,7 @@
         </w:rPr>
       </w:pPr>
       <w:r>
-        <w:rPr>
-          <w:rFonts w:ascii="Arial" w:eastAsia="Arial" w:hAnsi="Arial" w:cs="Arial"/>
-          <w:color w:val="000000"/>
-          <w:sz w:val="18"/>
-          <w:szCs w:val="18"/>
-        </w:rPr>
-        <w:br/>
-        <w:t xml:space="preserve">Período </w:t>
-      </w:r>
-      <w:r>
-        <w:rPr>
-          <w:rFonts w:ascii="Arial" w:eastAsia="Arial" w:hAnsi="Arial" w:cs="Arial"/>
-          <w:sz w:val="18"/>
-          <w:szCs w:val="18"/>
-        </w:rPr>
-        <w:t>previsto para a</w:t>
-      </w:r>
-      <w:r>
-        <w:rPr>
-          <w:rFonts w:ascii="Arial" w:eastAsia="Arial" w:hAnsi="Arial" w:cs="Arial"/>
-          <w:color w:val="000000"/>
-          <w:sz w:val="18"/>
-          <w:szCs w:val="18"/>
-        </w:rPr>
-        <w:t xml:space="preserve"> coleta dos </w:t>
-      </w:r>
-      <w:proofErr w:type="gramStart"/>
-      <w:r>
-        <w:rPr>
-          <w:rFonts w:ascii="Arial" w:eastAsia="Arial" w:hAnsi="Arial" w:cs="Arial"/>
-          <w:color w:val="000000"/>
-          <w:sz w:val="18"/>
-          <w:szCs w:val="18"/>
-        </w:rPr>
-        <w:t>dados:</w:t>
-      </w:r>
-      <w:proofErr w:type="gramEnd"/>
-      <w:r>
-        <w:rPr>
-          <w:rFonts w:ascii="Arial" w:eastAsia="Arial" w:hAnsi="Arial" w:cs="Arial"/>
-          <w:color w:val="000000"/>
-          <w:sz w:val="18"/>
-          <w:szCs w:val="18"/>
-        </w:rPr>
-        <w:t xml:space="preserve">(__/__/__ à __/__/__) </w:t>
+        <w:t>Período previsto para a coleta dos dados: (01/11/2026 a 28/02/2027)</w:t>
       </w:r>
     </w:p>
     <w:p>
@@ -824,33 +564,11 @@
         </w:rPr>
       </w:pPr>
       <w:r>
-        <w:rPr>
-          <w:rFonts w:ascii="Arial" w:eastAsia="Arial" w:hAnsi="Arial" w:cs="Arial"/>
-          <w:color w:val="000000"/>
-          <w:sz w:val="18"/>
-          <w:szCs w:val="18"/>
-        </w:rPr>
-        <w:t xml:space="preserve">Laboratório de </w:t>
-      </w:r>
-      <w:proofErr w:type="spellStart"/>
-      <w:r>
-        <w:rPr>
-          <w:rFonts w:ascii="Arial" w:eastAsia="Arial" w:hAnsi="Arial" w:cs="Arial"/>
-          <w:color w:val="000000"/>
-          <w:sz w:val="18"/>
-          <w:szCs w:val="18"/>
-        </w:rPr>
-        <w:t>Podoposturologia</w:t>
-      </w:r>
-      <w:proofErr w:type="spellEnd"/>
-      <w:r>
-        <w:rPr>
-          <w:rFonts w:ascii="Arial" w:eastAsia="Arial" w:hAnsi="Arial" w:cs="Arial"/>
-          <w:color w:val="000000"/>
-          <w:sz w:val="18"/>
-          <w:szCs w:val="18"/>
-        </w:rPr>
-        <w:t xml:space="preserve"> e Confecção de Palmilhas da PPC/UERJ</w:t>
+        <w:t>Laboratório de Podoposturologia e Confecção de Palmilhas da PPC/UERJ</w:t>
+        <w:br/>
+        <w:t>Assinatura com Carimbo ou Certificação Digital GOV.BR</w:t>
+        <w:br/>
+        <w:t>Data: _____ / _____ / 2026</w:t>
       </w:r>
     </w:p>
     <w:p>
@@ -1198,30 +916,7 @@
         </w:rPr>
       </w:pPr>
       <w:r>
-        <w:rPr>
-          <w:rFonts w:ascii="Arial" w:eastAsia="Arial" w:hAnsi="Arial" w:cs="Arial"/>
-          <w:color w:val="000000"/>
-          <w:sz w:val="18"/>
-          <w:szCs w:val="18"/>
-        </w:rPr>
-        <w:t xml:space="preserve">Declaro que me responsabilizando pelo andamento, realização e conclusão do projeto, seguir a resolução 466/12 do CNS bem como as complementares, o compromisso no resguardo da segurança e bem-estar dos participantes da pesquisa nela recrutados e comprometendo-me a enviar relatórios a qualquer momento, se o estudo for interrompido e quando da sua conclusão. Comprometo a preservar a privacidade dos participantes e declaro que as informações provenientes da pesquisa serão utilizadas, </w:t>
-      </w:r>
-      <w:r>
-        <w:rPr>
-          <w:rFonts w:ascii="Arial" w:eastAsia="Arial" w:hAnsi="Arial" w:cs="Arial"/>
-          <w:sz w:val="18"/>
-          <w:szCs w:val="18"/>
-        </w:rPr>
-        <w:t>única e exclusivamente</w:t>
-      </w:r>
-      <w:r>
-        <w:rPr>
-          <w:rFonts w:ascii="Arial" w:eastAsia="Arial" w:hAnsi="Arial" w:cs="Arial"/>
-          <w:color w:val="000000"/>
-          <w:sz w:val="18"/>
-          <w:szCs w:val="18"/>
-        </w:rPr>
-        <w:t xml:space="preserve"> para a execução do presente projeto.</w:t>
+        <w:t>Declaramos que nos responsabilizamos pelo andamento, realização e conclusão do projeto, seguir a resolução 466/12 do CNS bem como as complementares, o compromisso no resguardo da segurança e bem-estar dos participantes da pesquisa nela recrutados e comprometendo-me a enviar relatórios a qualquer momento, se o estudo for interrompido e quando da sua conclusão. Comprometo a preservar a privacidade dos participantes e declaro que as informações provenientes da pesquisa serão utilizadas, única e exclusivamente para a execução do presente projeto.</w:t>
       </w:r>
     </w:p>
     <w:p>

--- a/01_Submissao_CEP_Palmilha_PPC/TERMO DE ANUÊNCIA INSTITUCIONAL e vinculo do pesquisador principal.docx
+++ b/01_Submissao_CEP_Palmilha_PPC/TERMO DE ANUÊNCIA INSTITUCIONAL e vinculo do pesquisador principal.docx
@@ -74,36 +74,6 @@
           <w:between w:val="nil"/>
         </w:pBdr>
         <w:spacing w:line="276" w:lineRule="auto"/>
-        <w:jc w:val="center"/>
-        <w:rPr>
-          <w:rFonts w:ascii="Arial" w:eastAsia="Arial" w:hAnsi="Arial" w:cs="Arial"/>
-          <w:color w:val="666666"/>
-          <w:sz w:val="12"/>
-          <w:szCs w:val="12"/>
-        </w:rPr>
-      </w:pPr>
-      <w:r>
-        <w:rPr>
-          <w:rFonts w:ascii="Arial" w:eastAsia="Arial" w:hAnsi="Arial" w:cs="Arial"/>
-          <w:color w:val="666666"/>
-          <w:sz w:val="12"/>
-          <w:szCs w:val="12"/>
-        </w:rPr>
-        <w:t>Versão desse documento datado de 01/06/2026</w:t>
-      </w:r>
-    </w:p>
-    <w:p>
-      <w:pPr>
-        <w:pStyle w:val="normal0"/>
-        <w:keepNext/>
-        <w:pBdr>
-          <w:top w:val="nil"/>
-          <w:left w:val="nil"/>
-          <w:bottom w:val="nil"/>
-          <w:right w:val="nil"/>
-          <w:between w:val="nil"/>
-        </w:pBdr>
-        <w:spacing w:line="276" w:lineRule="auto"/>
         <w:rPr>
           <w:rFonts w:ascii="Arial" w:eastAsia="Arial" w:hAnsi="Arial" w:cs="Arial"/>
           <w:b/>
@@ -129,6 +99,23 @@
       <w:pPr>
         <w:pStyle w:val="normal0"/>
         <w:jc w:val="both"/>
+      </w:pPr>
+      <w:r>
+        <w:t>Declaro para os devidos fins que o Laboratório de Podoposturologia e Confecção de Palmilhas da POLICLÍNICA PIQUET CARNEIRO (PPC) do COMPLEXO HUPE/UERJ, sabe do interesse e estamos de acordo com a condução na realização da Pesquisa: “Arquitetura de baixo custo para monitoramento preventivo do pé diabético: proposta de sistema com sensores e modelo preditivo baseado em Random Forest” sendo os responsáveis Chrysthian Chrisley Tadeu Santos Silva (Mestrando) e a Orientadora Prof.ª Dra. Rosa Maria Esteves Moreira da Costa</w:t>
+      </w:r>
+      <w:proofErr w:type="gramStart"/>
+      <w:r>
+        <w:t xml:space="preserve">  </w:t>
+      </w:r>
+      <w:proofErr w:type="gramEnd"/>
+      <w:r>
+        <w:t xml:space="preserve">e não nos opomos que a mesma seja realizada. </w:t>
+      </w:r>
+    </w:p>
+    <w:p>
+      <w:pPr>
+        <w:pStyle w:val="normal0"/>
+        <w:jc w:val="both"/>
         <w:rPr>
           <w:rFonts w:ascii="Arial" w:eastAsia="Arial" w:hAnsi="Arial" w:cs="Arial"/>
           <w:color w:val="000000"/>
@@ -137,7 +124,7 @@
         </w:rPr>
       </w:pPr>
       <w:r>
-        <w:t>Declaro para os devidos fins que o Laboratório de Podoposturologia e Confecção de Palmilhas da POLICLÍNICA PIQUET CARNEIRO (PPC) do COMPLEXO HUPE/UERJ, sabe do interesse e estamos de acordo com a condução na realização da Pesquisa: “Arquitetura de baixo custo para monitoramento preventivo do pé diabético: proposta de sistema com sensores e modelo preditivo baseado em Random Forest” sendo os responsáveis Chrysthian Chrisley Tadeu Santos Silva (Mestrando) e a Orientadora Prof.ª Dra. Rosa Maria Esteves Moreira da Costa  e não nos opomos que a mesma seja realizada. Lembrando que o projeto só poderá começar após avaliação e aprovação do Comitê de Ética em Pesquisa do Hospital Universitário Pedro Ernesto/UERJ.</w:t>
+        <w:t>Lembrando que o projeto só poderá começar após avaliação e aprovação do Comitê de Ética em Pesquisa do Hospital Universitário Pedro Ernesto/UERJ.</w:t>
       </w:r>
     </w:p>
     <w:p>
@@ -152,16 +139,7 @@
         </w:pBdr>
         <w:spacing w:line="276" w:lineRule="auto"/>
         <w:jc w:val="both"/>
-        <w:rPr>
-          <w:rFonts w:ascii="Arial" w:eastAsia="Arial" w:hAnsi="Arial" w:cs="Arial"/>
-          <w:color w:val="000000"/>
-          <w:sz w:val="18"/>
-          <w:szCs w:val="18"/>
-        </w:rPr>
-      </w:pPr>
-      <w:r>
-        <w:t>Período previsto para a coleta dos dados: (01/11/2026 a 28/02/2027)</w:t>
-      </w:r>
+      </w:pPr>
     </w:p>
     <w:p>
       <w:pPr>
@@ -182,6 +160,29 @@
           <w:szCs w:val="18"/>
         </w:rPr>
       </w:pPr>
+      <w:r>
+        <w:t>Período previsto para a coleta dos dados: (____/____/________ a ____/____/________)</w:t>
+      </w:r>
+    </w:p>
+    <w:p>
+      <w:pPr>
+        <w:pStyle w:val="normal0"/>
+        <w:pBdr>
+          <w:top w:val="nil"/>
+          <w:left w:val="nil"/>
+          <w:bottom w:val="nil"/>
+          <w:right w:val="nil"/>
+          <w:between w:val="nil"/>
+        </w:pBdr>
+        <w:spacing w:line="276" w:lineRule="auto"/>
+        <w:jc w:val="both"/>
+        <w:rPr>
+          <w:rFonts w:ascii="Arial" w:eastAsia="Arial" w:hAnsi="Arial" w:cs="Arial"/>
+          <w:color w:val="000000"/>
+          <w:sz w:val="18"/>
+          <w:szCs w:val="18"/>
+        </w:rPr>
+      </w:pPr>
     </w:p>
     <w:p>
       <w:pPr>
@@ -194,20 +195,8 @@
           <w:between w:val="nil"/>
         </w:pBdr>
         <w:jc w:val="both"/>
-        <w:rPr>
-          <w:rFonts w:ascii="Arial" w:eastAsia="Arial" w:hAnsi="Arial" w:cs="Arial"/>
-          <w:color w:val="000000"/>
-          <w:sz w:val="18"/>
-          <w:szCs w:val="18"/>
-        </w:rPr>
-      </w:pPr>
-      <w:r>
-        <w:rPr>
-          <w:rFonts w:ascii="Arial" w:eastAsia="Arial" w:hAnsi="Arial" w:cs="Arial"/>
-          <w:color w:val="000000"/>
-          <w:sz w:val="18"/>
-          <w:szCs w:val="18"/>
-        </w:rPr>
+      </w:pPr>
+      <w:r>
         <w:t>Os dados serão coletados através de:</w:t>
       </w:r>
     </w:p>
@@ -222,76 +211,16 @@
           <w:between w:val="nil"/>
         </w:pBdr>
         <w:jc w:val="both"/>
-        <w:rPr>
-          <w:rFonts w:ascii="Arial" w:eastAsia="Arial" w:hAnsi="Arial" w:cs="Arial"/>
-          <w:color w:val="000000"/>
-          <w:sz w:val="18"/>
-          <w:szCs w:val="18"/>
-        </w:rPr>
-      </w:pPr>
-      <w:r>
-        <w:rPr>
-          <w:rFonts w:ascii="Arial" w:eastAsia="Arial" w:hAnsi="Arial" w:cs="Arial"/>
-          <w:color w:val="000000"/>
-          <w:sz w:val="18"/>
-          <w:szCs w:val="18"/>
-        </w:rPr>
-        <w:t>(</w:t>
-      </w:r>
-      <w:r>
-        <w:rPr>
-          <w:rFonts w:ascii="Arial" w:eastAsia="Arial" w:hAnsi="Arial" w:cs="Arial"/>
-          <w:color w:val="000000"/>
-          <w:sz w:val="18"/>
-          <w:szCs w:val="18"/>
-        </w:rPr>
-        <w:t>X</w:t>
-      </w:r>
-      <w:r>
-        <w:rPr>
-          <w:rFonts w:ascii="Arial" w:eastAsia="Arial" w:hAnsi="Arial" w:cs="Arial"/>
-          <w:color w:val="000000"/>
-          <w:sz w:val="18"/>
-          <w:szCs w:val="18"/>
-        </w:rPr>
-        <w:t>) ENTREVISTA       (</w:t>
-      </w:r>
-      <w:r>
-        <w:rPr>
-          <w:rFonts w:ascii="Arial" w:eastAsia="Arial" w:hAnsi="Arial" w:cs="Arial"/>
-          <w:color w:val="000000"/>
-          <w:sz w:val="18"/>
-          <w:szCs w:val="18"/>
-        </w:rPr>
-        <w:t>X</w:t>
-      </w:r>
-      <w:r>
-        <w:rPr>
-          <w:rFonts w:ascii="Arial" w:eastAsia="Arial" w:hAnsi="Arial" w:cs="Arial"/>
-          <w:color w:val="000000"/>
-          <w:sz w:val="18"/>
-          <w:szCs w:val="18"/>
-        </w:rPr>
-        <w:t xml:space="preserve">) QUESTIONÁRIO       </w:t>
+      </w:pPr>
+      <w:r>
+        <w:t xml:space="preserve">(X) ENTREVISTA       (X) QUESTIONÁRIO       </w:t>
       </w:r>
       <w:proofErr w:type="gramStart"/>
       <w:r>
-        <w:rPr>
-          <w:rFonts w:ascii="Arial" w:eastAsia="Arial" w:hAnsi="Arial" w:cs="Arial"/>
-          <w:color w:val="000000"/>
-          <w:sz w:val="18"/>
-          <w:szCs w:val="18"/>
-        </w:rPr>
         <w:t xml:space="preserve">(   </w:t>
       </w:r>
       <w:proofErr w:type="gramEnd"/>
       <w:r>
-        <w:rPr>
-          <w:rFonts w:ascii="Arial" w:eastAsia="Arial" w:hAnsi="Arial" w:cs="Arial"/>
-          <w:color w:val="000000"/>
-          <w:sz w:val="18"/>
-          <w:szCs w:val="18"/>
-        </w:rPr>
         <w:t>) PRONTUÁRIO</w:t>
       </w:r>
     </w:p>
@@ -306,125 +235,32 @@
           <w:between w:val="nil"/>
         </w:pBdr>
         <w:jc w:val="both"/>
-        <w:rPr>
-          <w:rFonts w:ascii="Arial" w:eastAsia="Arial" w:hAnsi="Arial" w:cs="Arial"/>
-          <w:color w:val="000000"/>
-          <w:sz w:val="18"/>
-          <w:szCs w:val="18"/>
-        </w:rPr>
-      </w:pPr>
-      <w:r>
-        <w:rPr>
-          <w:rFonts w:ascii="Arial" w:eastAsia="Arial" w:hAnsi="Arial" w:cs="Arial"/>
-          <w:color w:val="000000"/>
-          <w:sz w:val="18"/>
-          <w:szCs w:val="18"/>
-        </w:rPr>
-        <w:t>(</w:t>
-      </w:r>
-      <w:r>
-        <w:rPr>
-          <w:rFonts w:ascii="Arial" w:eastAsia="Arial" w:hAnsi="Arial" w:cs="Arial"/>
-          <w:color w:val="000000"/>
-          <w:sz w:val="18"/>
-          <w:szCs w:val="18"/>
-        </w:rPr>
-        <w:t xml:space="preserve">X) OUTROS: Avaliação biomecânica comparativa através de plataforma de </w:t>
+      </w:pPr>
+      <w:r>
+        <w:t xml:space="preserve">(X) OUTROS: Avaliação biomecânica comparativa através de plataforma de </w:t>
       </w:r>
       <w:proofErr w:type="spellStart"/>
       <w:r>
-        <w:rPr>
-          <w:rFonts w:ascii="Arial" w:eastAsia="Arial" w:hAnsi="Arial" w:cs="Arial"/>
-          <w:color w:val="000000"/>
-          <w:sz w:val="18"/>
-          <w:szCs w:val="18"/>
-        </w:rPr>
         <w:t>baropodometria</w:t>
       </w:r>
       <w:proofErr w:type="spellEnd"/>
       <w:r>
-        <w:rPr>
-          <w:rFonts w:ascii="Arial" w:eastAsia="Arial" w:hAnsi="Arial" w:cs="Arial"/>
-          <w:color w:val="000000"/>
-          <w:sz w:val="18"/>
-          <w:szCs w:val="18"/>
-        </w:rPr>
         <w:t xml:space="preserve"> e uso experimental temporário de palmilha inteligente instrumentada (</w:t>
       </w:r>
       <w:proofErr w:type="gramStart"/>
       <w:r>
-        <w:rPr>
-          <w:rFonts w:ascii="Arial" w:eastAsia="Arial" w:hAnsi="Arial" w:cs="Arial"/>
-          <w:color w:val="000000"/>
-          <w:sz w:val="18"/>
-          <w:szCs w:val="18"/>
-        </w:rPr>
         <w:t>3</w:t>
       </w:r>
       <w:proofErr w:type="gramEnd"/>
       <w:r>
-        <w:rPr>
-          <w:rFonts w:ascii="Arial" w:eastAsia="Arial" w:hAnsi="Arial" w:cs="Arial"/>
-          <w:color w:val="000000"/>
-          <w:sz w:val="18"/>
-          <w:szCs w:val="18"/>
-        </w:rPr>
-        <w:t xml:space="preserve"> sensores FSR 402, </w:t>
-      </w:r>
-      <w:r>
-        <w:rPr>
-          <w:rFonts w:ascii="Arial" w:eastAsia="Arial" w:hAnsi="Arial" w:cs="Arial"/>
-          <w:color w:val="000000"/>
-          <w:sz w:val="18"/>
-          <w:szCs w:val="18"/>
-        </w:rPr>
-        <w:t xml:space="preserve">1 </w:t>
-      </w:r>
-      <w:r>
-        <w:rPr>
-          <w:rFonts w:ascii="Arial" w:eastAsia="Arial" w:hAnsi="Arial" w:cs="Arial"/>
-          <w:color w:val="000000"/>
-          <w:sz w:val="18"/>
-          <w:szCs w:val="18"/>
-        </w:rPr>
-        <w:t xml:space="preserve">sensor </w:t>
-      </w:r>
-      <w:r>
-        <w:rPr>
-          <w:rFonts w:ascii="Arial" w:eastAsia="Arial" w:hAnsi="Arial" w:cs="Arial"/>
-          <w:color w:val="000000"/>
-          <w:sz w:val="18"/>
-          <w:szCs w:val="18"/>
-        </w:rPr>
-        <w:t>de temperatura e umidade</w:t>
-      </w:r>
-      <w:r>
-        <w:rPr>
-          <w:rFonts w:ascii="Arial" w:eastAsia="Arial" w:hAnsi="Arial" w:cs="Arial"/>
-          <w:color w:val="000000"/>
-          <w:sz w:val="18"/>
-          <w:szCs w:val="18"/>
-        </w:rPr>
-        <w:t xml:space="preserve"> SHT31) em 3 a 5 voluntários adultos com Diabetes </w:t>
+        <w:t xml:space="preserve"> sensores FSR 402, 1 sensor de temperatura e umidade SHT31) em 3 a 5 voluntários adultos com Diabetes </w:t>
       </w:r>
       <w:proofErr w:type="spellStart"/>
       <w:r>
-        <w:rPr>
-          <w:rFonts w:ascii="Arial" w:eastAsia="Arial" w:hAnsi="Arial" w:cs="Arial"/>
-          <w:color w:val="000000"/>
-          <w:sz w:val="18"/>
-          <w:szCs w:val="18"/>
-        </w:rPr>
         <w:t>Mellitus</w:t>
       </w:r>
       <w:proofErr w:type="spellEnd"/>
       <w:r>
-        <w:rPr>
-          <w:rFonts w:ascii="Arial" w:eastAsia="Arial" w:hAnsi="Arial" w:cs="Arial"/>
-          <w:color w:val="000000"/>
-          <w:sz w:val="18"/>
-          <w:szCs w:val="18"/>
-        </w:rPr>
         <w:t>.</w:t>
       </w:r>
     </w:p>
@@ -565,8 +401,12 @@
       </w:pPr>
       <w:r>
         <w:t>Laboratório de Podoposturologia e Confecção de Palmilhas da PPC/UERJ</w:t>
+      </w:r>
+      <w:r>
         <w:br/>
         <w:t>Assinatura com Carimbo ou Certificação Digital GOV.BR</w:t>
+      </w:r>
+      <w:r>
         <w:br/>
         <w:t>Data: _____ / _____ / 2026</w:t>
       </w:r>
@@ -610,24 +450,6 @@
     <w:p>
       <w:pPr>
         <w:pStyle w:val="normal0"/>
-        <w:pBdr>
-          <w:top w:val="nil"/>
-          <w:left w:val="nil"/>
-          <w:bottom w:val="nil"/>
-          <w:right w:val="nil"/>
-          <w:between w:val="nil"/>
-        </w:pBdr>
-        <w:jc w:val="both"/>
-        <w:rPr>
-          <w:rFonts w:ascii="Arial" w:eastAsia="Arial" w:hAnsi="Arial" w:cs="Arial"/>
-          <w:sz w:val="18"/>
-          <w:szCs w:val="18"/>
-        </w:rPr>
-      </w:pPr>
-    </w:p>
-    <w:p>
-      <w:pPr>
-        <w:pStyle w:val="normal0"/>
         <w:rPr>
           <w:rFonts w:ascii="Arial" w:eastAsia="Arial" w:hAnsi="Arial" w:cs="Arial"/>
           <w:b/>
@@ -654,183 +476,88 @@
       <w:pPr>
         <w:pStyle w:val="normal0"/>
         <w:jc w:val="both"/>
+      </w:pPr>
+      <w:r>
         <w:rPr>
           <w:rFonts w:ascii="Arial" w:eastAsia="Arial" w:hAnsi="Arial" w:cs="Arial"/>
           <w:sz w:val="18"/>
           <w:szCs w:val="18"/>
         </w:rPr>
-      </w:pPr>
-      <w:r>
+        <w:br/>
+      </w:r>
+      <w:r>
+        <w:t>Faculdade / Departamento / Programa: Faculdade de Ciências Médicas / Núcleo</w:t>
+      </w:r>
+      <w:r>
+        <w:t xml:space="preserve"> de Telessaúde e Saúde Digital - </w:t>
+      </w:r>
+      <w:r>
+        <w:t>Programa de Pós-Graduaçã</w:t>
+      </w:r>
+      <w:r>
+        <w:t>o em Telessaúde e Saúde Digital.</w:t>
+      </w:r>
+    </w:p>
+    <w:p>
+      <w:pPr>
+        <w:pStyle w:val="normal0"/>
+        <w:jc w:val="both"/>
+      </w:pPr>
+    </w:p>
+    <w:p>
+      <w:pPr>
+        <w:pStyle w:val="normal0"/>
+      </w:pPr>
+      <w:r>
+        <w:t xml:space="preserve">Nível: </w:t>
+      </w:r>
+      <w:proofErr w:type="gramStart"/>
+      <w:r>
+        <w:t xml:space="preserve">(   </w:t>
+      </w:r>
+      <w:proofErr w:type="gramEnd"/>
+      <w:r>
+        <w:t>) Graduação   (   ) Especialização   ( X ) Mestrado Profissional   (   ) Doutorado</w:t>
+      </w:r>
+    </w:p>
+    <w:p>
+      <w:pPr>
+        <w:pStyle w:val="normal0"/>
         <w:rPr>
           <w:rFonts w:ascii="Arial" w:eastAsia="Arial" w:hAnsi="Arial" w:cs="Arial"/>
           <w:sz w:val="18"/>
           <w:szCs w:val="18"/>
         </w:rPr>
-        <w:br/>
-      </w:r>
-      <w:r>
-        <w:rPr>
-          <w:rFonts w:ascii="Arial" w:eastAsia="Arial" w:hAnsi="Arial" w:cs="Arial"/>
-          <w:sz w:val="18"/>
-          <w:szCs w:val="18"/>
-        </w:rPr>
-        <w:t>Faculdade / Departamento / Programa: Faculdade de Ciências Médicas / Núcleo</w:t>
-      </w:r>
-      <w:r>
-        <w:rPr>
-          <w:rFonts w:ascii="Arial" w:eastAsia="Arial" w:hAnsi="Arial" w:cs="Arial"/>
-          <w:sz w:val="18"/>
-          <w:szCs w:val="18"/>
-        </w:rPr>
-        <w:t xml:space="preserve"> de Telessaúde e Saúde Digital - </w:t>
-      </w:r>
-      <w:r>
-        <w:rPr>
-          <w:rFonts w:ascii="Arial" w:eastAsia="Arial" w:hAnsi="Arial" w:cs="Arial"/>
-          <w:sz w:val="18"/>
-          <w:szCs w:val="18"/>
-        </w:rPr>
-        <w:t>Programa de Pós-Graduaçã</w:t>
-      </w:r>
-      <w:r>
-        <w:rPr>
-          <w:rFonts w:ascii="Arial" w:eastAsia="Arial" w:hAnsi="Arial" w:cs="Arial"/>
-          <w:sz w:val="18"/>
-          <w:szCs w:val="18"/>
-        </w:rPr>
-        <w:t>o em Telessaúde e Saúde Digital.</w:t>
-      </w:r>
-    </w:p>
-    <w:p>
-      <w:pPr>
-        <w:pStyle w:val="normal0"/>
-        <w:jc w:val="both"/>
-        <w:rPr>
-          <w:rFonts w:ascii="Arial" w:eastAsia="Arial" w:hAnsi="Arial" w:cs="Arial"/>
-          <w:sz w:val="18"/>
-          <w:szCs w:val="18"/>
-        </w:rPr>
-      </w:pPr>
-    </w:p>
-    <w:p>
-      <w:pPr>
-        <w:pStyle w:val="normal0"/>
-        <w:rPr>
-          <w:rFonts w:ascii="Arial" w:eastAsia="Arial" w:hAnsi="Arial" w:cs="Arial"/>
-          <w:sz w:val="18"/>
-          <w:szCs w:val="18"/>
-        </w:rPr>
-      </w:pPr>
-      <w:r>
-        <w:rPr>
-          <w:rFonts w:ascii="Arial" w:eastAsia="Arial" w:hAnsi="Arial" w:cs="Arial"/>
-          <w:sz w:val="18"/>
-          <w:szCs w:val="18"/>
-        </w:rPr>
-        <w:t xml:space="preserve">Nível: </w:t>
-      </w:r>
-      <w:proofErr w:type="gramStart"/>
-      <w:r>
-        <w:rPr>
-          <w:rFonts w:ascii="Arial" w:eastAsia="Arial" w:hAnsi="Arial" w:cs="Arial"/>
-          <w:sz w:val="18"/>
-          <w:szCs w:val="18"/>
-        </w:rPr>
-        <w:t xml:space="preserve">(   </w:t>
-      </w:r>
-      <w:proofErr w:type="gramEnd"/>
-      <w:r>
-        <w:rPr>
-          <w:rFonts w:ascii="Arial" w:eastAsia="Arial" w:hAnsi="Arial" w:cs="Arial"/>
-          <w:sz w:val="18"/>
-          <w:szCs w:val="18"/>
-        </w:rPr>
-        <w:t>) Graduação   (   ) Especialização   ( X ) Mestrado Profissional   (   ) Doutorado</w:t>
-      </w:r>
-    </w:p>
-    <w:p>
-      <w:pPr>
-        <w:pStyle w:val="normal0"/>
-        <w:rPr>
-          <w:rFonts w:ascii="Arial" w:eastAsia="Arial" w:hAnsi="Arial" w:cs="Arial"/>
-          <w:sz w:val="18"/>
-          <w:szCs w:val="18"/>
-        </w:rPr>
-      </w:pPr>
-      <w:r>
-        <w:rPr>
-          <w:rFonts w:ascii="Arial" w:eastAsia="Arial" w:hAnsi="Arial" w:cs="Arial"/>
-          <w:sz w:val="18"/>
-          <w:szCs w:val="18"/>
-        </w:rPr>
+      </w:pPr>
+      <w:r>
         <w:t>Condição: (</w:t>
       </w:r>
       <w:r>
-        <w:rPr>
-          <w:rFonts w:ascii="Arial" w:eastAsia="Arial" w:hAnsi="Arial" w:cs="Arial"/>
-          <w:sz w:val="18"/>
-          <w:szCs w:val="18"/>
-        </w:rPr>
         <w:t xml:space="preserve">X) Aluno Regular: </w:t>
       </w:r>
       <w:proofErr w:type="spellStart"/>
       <w:r>
-        <w:rPr>
-          <w:rFonts w:ascii="Arial" w:eastAsia="Arial" w:hAnsi="Arial" w:cs="Arial"/>
-          <w:sz w:val="18"/>
-          <w:szCs w:val="18"/>
-        </w:rPr>
         <w:t>Chrysthian</w:t>
       </w:r>
       <w:proofErr w:type="spellEnd"/>
       <w:r>
-        <w:rPr>
-          <w:rFonts w:ascii="Arial" w:eastAsia="Arial" w:hAnsi="Arial" w:cs="Arial"/>
-          <w:sz w:val="18"/>
-          <w:szCs w:val="18"/>
-        </w:rPr>
         <w:t xml:space="preserve"> </w:t>
       </w:r>
       <w:proofErr w:type="spellStart"/>
       <w:r>
-        <w:rPr>
-          <w:rFonts w:ascii="Arial" w:eastAsia="Arial" w:hAnsi="Arial" w:cs="Arial"/>
-          <w:sz w:val="18"/>
-          <w:szCs w:val="18"/>
-        </w:rPr>
         <w:t>Chrisley</w:t>
       </w:r>
       <w:proofErr w:type="spellEnd"/>
       <w:r>
-        <w:rPr>
-          <w:rFonts w:ascii="Arial" w:eastAsia="Arial" w:hAnsi="Arial" w:cs="Arial"/>
-          <w:sz w:val="18"/>
-          <w:szCs w:val="18"/>
-        </w:rPr>
         <w:t xml:space="preserve"> Tad</w:t>
       </w:r>
       <w:r>
-        <w:rPr>
-          <w:rFonts w:ascii="Arial" w:eastAsia="Arial" w:hAnsi="Arial" w:cs="Arial"/>
-          <w:sz w:val="18"/>
-          <w:szCs w:val="18"/>
-        </w:rPr>
         <w:t xml:space="preserve">eu Santos Silva - </w:t>
       </w:r>
       <w:r>
-        <w:rPr>
-          <w:rFonts w:ascii="Arial" w:eastAsia="Arial" w:hAnsi="Arial" w:cs="Arial"/>
-          <w:sz w:val="18"/>
-          <w:szCs w:val="18"/>
-        </w:rPr>
         <w:t>Matrícula:</w:t>
       </w:r>
       <w:r>
-        <w:rPr>
-          <w:rFonts w:ascii="Arial" w:eastAsia="Arial" w:hAnsi="Arial" w:cs="Arial"/>
-          <w:sz w:val="18"/>
-          <w:szCs w:val="18"/>
-        </w:rPr>
         <w:t xml:space="preserve"> MP2510022</w:t>
       </w:r>
       <w:r>
@@ -916,7 +643,7 @@
         </w:rPr>
       </w:pPr>
       <w:r>
-        <w:t>Declaramos que nos responsabilizamos pelo andamento, realização e conclusão do projeto, seguir a resolução 466/12 do CNS bem como as complementares, o compromisso no resguardo da segurança e bem-estar dos participantes da pesquisa nela recrutados e comprometendo-me a enviar relatórios a qualquer momento, se o estudo for interrompido e quando da sua conclusão. Comprometo a preservar a privacidade dos participantes e declaro que as informações provenientes da pesquisa serão utilizadas, única e exclusivamente para a execução do presente projeto.</w:t>
+        <w:t>Declaramos que nos responsabilizamos pelo andamento, realização e conclusão do projeto, em seguir a Resolução CNS nº 466/12 bem como as complementares, com o compromisso no resguardo da segurança e bem-estar dos participantes da pesquisa nela recrutados e comprometendo-nos a enviar relatórios a qualquer momento, se o estudo for interrompido e quando da sua conclusão. Comprometemo-nos a preservar a privacidade dos participantes e declaramos que as informações provenientes da pesquisa serão utilizadas única e exclusivamente para a execução do presente projeto.</w:t>
       </w:r>
     </w:p>
     <w:p>
@@ -1192,14 +919,6 @@
           <w:szCs w:val="18"/>
         </w:rPr>
       </w:pPr>
-      <w:r>
-        <w:rPr>
-          <w:rFonts w:ascii="Arial" w:eastAsia="Arial" w:hAnsi="Arial" w:cs="Arial"/>
-          <w:sz w:val="18"/>
-          <w:szCs w:val="18"/>
-        </w:rPr>
-        <w:t xml:space="preserve"> </w:t>
-      </w:r>
     </w:p>
     <w:sectPr>
       <w:headerReference w:type="default" r:id="rId8"/>
